--- a/docx_chapters/38_Trail_26__Look_Rock.docx
+++ b/docx_chapters/38_Trail_26__Look_Rock.docx
@@ -128,18 +128,18 @@
               <w:pStyle w:val="Compact"/>
             </w:pPr>
             <w:r>
-              <w:t xml:space="preserve">Time Estimate</w:t>
-            </w:r>
-          </w:p>
-        </w:tc>
-        <w:tc>
-          <w:tcPr/>
-          <w:p>
-            <w:pPr>
-              <w:pStyle w:val="Compact"/>
-            </w:pPr>
-            <w:r>
-              <w:t xml:space="preserve">30 minutes - 1 hour</w:t>
+              <w:t xml:space="preserve">Time from Knoxville</w:t>
+            </w:r>
+          </w:p>
+        </w:tc>
+        <w:tc>
+          <w:tcPr/>
+          <w:p>
+            <w:pPr>
+              <w:pStyle w:val="Compact"/>
+            </w:pPr>
+            <w:r>
+              <w:t xml:space="preserve">45 mins</w:t>
             </w:r>
           </w:p>
         </w:tc>

--- a/docx_chapters/38_Trail_26__Look_Rock.docx
+++ b/docx_chapters/38_Trail_26__Look_Rock.docx
@@ -296,7 +296,7 @@
               <w:pStyle w:val="Compact"/>
             </w:pPr>
             <w:r>
-              <w:t xml:space="preserve">Strollers and Wheelchairs</w:t>
+              <w:t xml:space="preserve">Accessibility</w:t>
             </w:r>
           </w:p>
         </w:tc>
